--- a/storage/app/plantillas/informe_resultados_guia2.docx
+++ b/storage/app/plantillas/informe_resultados_guia2.docx
@@ -12973,24 +12973,18 @@
         <w:noProof/>
       </w:rPr>
       <w:drawing>
-        <wp:anchor distT="0" distB="0" distL="114300" distR="114300" simplePos="0" relativeHeight="251658243" behindDoc="1" locked="0" layoutInCell="1" allowOverlap="1" wp14:anchorId="16F4D30A" wp14:editId="0210C8E5">
+        <wp:anchor distT="0" distB="0" distL="114300" distR="114300" simplePos="0" relativeHeight="251662339" behindDoc="0" locked="0" layoutInCell="1" allowOverlap="1" wp14:anchorId="4DF3B52E" wp14:editId="72A260A7">
           <wp:simplePos x="0" y="0"/>
           <wp:positionH relativeFrom="column">
-            <wp:posOffset>5087571</wp:posOffset>
+            <wp:posOffset>2463165</wp:posOffset>
           </wp:positionH>
           <wp:positionV relativeFrom="paragraph">
-            <wp:posOffset>-90268</wp:posOffset>
+            <wp:posOffset>-30480</wp:posOffset>
           </wp:positionV>
-          <wp:extent cx="1381564" cy="690782"/>
-          <wp:effectExtent l="0" t="0" r="0" b="0"/>
+          <wp:extent cx="504825" cy="504825"/>
+          <wp:effectExtent l="0" t="0" r="0" b="9525"/>
           <wp:wrapNone/>
-          <wp:docPr id="182695639" name="Imagen 30" descr="Logotipo&#10;&#10;El contenido generado por IA puede ser incorrecto.">
-            <a:extLst xmlns:a="http://schemas.openxmlformats.org/drawingml/2006/main">
-              <a:ext uri="{FF2B5EF4-FFF2-40B4-BE49-F238E27FC236}">
-                <a16:creationId xmlns:a16="http://schemas.microsoft.com/office/drawing/2014/main" id="{D824CBFE-A786-63F3-3C42-60F4D5EEB2DE}"/>
-              </a:ext>
-            </a:extLst>
-          </wp:docPr>
+          <wp:docPr id="1685317064" name="Imagen 9"/>
           <wp:cNvGraphicFramePr>
             <a:graphicFrameLocks xmlns:a="http://schemas.openxmlformats.org/drawingml/2006/main" noChangeAspect="1"/>
           </wp:cNvGraphicFramePr>
@@ -12998,32 +12992,152 @@
             <a:graphicData uri="http://schemas.openxmlformats.org/drawingml/2006/picture">
               <pic:pic xmlns:pic="http://schemas.openxmlformats.org/drawingml/2006/picture">
                 <pic:nvPicPr>
-                  <pic:cNvPr id="31" name="Imagen 30" descr="Logotipo&#10;&#10;El contenido generado por IA puede ser incorrecto.">
-                    <a:extLst>
-                      <a:ext uri="{FF2B5EF4-FFF2-40B4-BE49-F238E27FC236}">
-                        <a16:creationId xmlns:a16="http://schemas.microsoft.com/office/drawing/2014/main" id="{D824CBFE-A786-63F3-3C42-60F4D5EEB2DE}"/>
-                      </a:ext>
-                    </a:extLst>
-                  </pic:cNvPr>
-                  <pic:cNvPicPr>
-                    <a:picLocks noChangeAspect="1"/>
-                  </pic:cNvPicPr>
+                  <pic:cNvPr id="1685317064" name="Imagen 1685317064"/>
+                  <pic:cNvPicPr/>
                 </pic:nvPicPr>
                 <pic:blipFill>
-                  <a:blip r:embed="rId1" cstate="print">
+                  <a:blip r:embed="rId1">
                     <a:extLst>
                       <a:ext uri="{28A0092B-C50C-407E-A947-70E740481C1C}">
                         <a14:useLocalDpi xmlns:a14="http://schemas.microsoft.com/office/drawing/2010/main" val="0"/>
                       </a:ext>
                     </a:extLst>
                   </a:blip>
-                  <a:srcRect l="12407" t="26533" r="13153" b="12626"/>
-                  <a:stretch/>
+                  <a:stretch>
+                    <a:fillRect/>
+                  </a:stretch>
                 </pic:blipFill>
                 <pic:spPr>
                   <a:xfrm>
                     <a:off x="0" y="0"/>
-                    <a:ext cx="1381564" cy="690782"/>
+                    <a:ext cx="504825" cy="504825"/>
+                  </a:xfrm>
+                  <a:prstGeom prst="rect">
+                    <a:avLst/>
+                  </a:prstGeom>
+                </pic:spPr>
+              </pic:pic>
+            </a:graphicData>
+          </a:graphic>
+        </wp:anchor>
+      </w:drawing>
+    </w:r>
+    <w:r>
+      <w:rPr>
+        <w:noProof/>
+      </w:rPr>
+      <w:drawing>
+        <wp:anchor distT="0" distB="0" distL="114300" distR="114300" simplePos="0" relativeHeight="251661315" behindDoc="0" locked="0" layoutInCell="1" allowOverlap="1" wp14:anchorId="093289D4" wp14:editId="012A0BF9">
+          <wp:simplePos x="0" y="0"/>
+          <wp:positionH relativeFrom="column">
+            <wp:posOffset>-1118235</wp:posOffset>
+          </wp:positionH>
+          <wp:positionV relativeFrom="paragraph">
+            <wp:posOffset>-459094</wp:posOffset>
+          </wp:positionV>
+          <wp:extent cx="7937623" cy="723900"/>
+          <wp:effectExtent l="0" t="0" r="6350" b="0"/>
+          <wp:wrapNone/>
+          <wp:docPr id="482557586" name="Imagen 8"/>
+          <wp:cNvGraphicFramePr>
+            <a:graphicFrameLocks xmlns:a="http://schemas.openxmlformats.org/drawingml/2006/main" noChangeAspect="1"/>
+          </wp:cNvGraphicFramePr>
+          <a:graphic xmlns:a="http://schemas.openxmlformats.org/drawingml/2006/main">
+            <a:graphicData uri="http://schemas.openxmlformats.org/drawingml/2006/picture">
+              <pic:pic xmlns:pic="http://schemas.openxmlformats.org/drawingml/2006/picture">
+                <pic:nvPicPr>
+                  <pic:cNvPr id="482557586" name="Imagen 482557586"/>
+                  <pic:cNvPicPr/>
+                </pic:nvPicPr>
+                <pic:blipFill>
+                  <a:blip r:embed="rId2">
+                    <a:extLst>
+                      <a:ext uri="{28A0092B-C50C-407E-A947-70E740481C1C}">
+                        <a14:useLocalDpi xmlns:a14="http://schemas.microsoft.com/office/drawing/2010/main" val="0"/>
+                      </a:ext>
+                    </a:extLst>
+                  </a:blip>
+                  <a:stretch>
+                    <a:fillRect/>
+                  </a:stretch>
+                </pic:blipFill>
+                <pic:spPr>
+                  <a:xfrm>
+                    <a:off x="0" y="0"/>
+                    <a:ext cx="7937623" cy="723900"/>
+                  </a:xfrm>
+                  <a:prstGeom prst="rect">
+                    <a:avLst/>
+                  </a:prstGeom>
+                </pic:spPr>
+              </pic:pic>
+            </a:graphicData>
+          </a:graphic>
+          <wp14:sizeRelH relativeFrom="margin">
+            <wp14:pctWidth>0</wp14:pctWidth>
+          </wp14:sizeRelH>
+          <wp14:sizeRelV relativeFrom="margin">
+            <wp14:pctHeight>0</wp14:pctHeight>
+          </wp14:sizeRelV>
+        </wp:anchor>
+      </w:drawing>
+    </w:r>
+  </w:p>
+</w:hdr>
+</file>
+
+<file path=word/header2.xml><?xml version="1.0" encoding="utf-8"?>
+<w:hdr xmlns:wpc="http://schemas.microsoft.com/office/word/2010/wordprocessingCanvas" xmlns:cx="http://schemas.microsoft.com/office/drawing/2014/chartex" xmlns:cx1="http://schemas.microsoft.com/office/drawing/2015/9/8/chartex" xmlns:cx2="http://schemas.microsoft.com/office/drawing/2015/10/21/chartex" xmlns:cx3="http://schemas.microsoft.com/office/drawing/2016/5/9/chartex" xmlns:cx4="http://schemas.microsoft.com/office/drawing/2016/5/10/chartex" xmlns:cx5="http://schemas.microsoft.com/office/drawing/2016/5/11/chartex" xmlns:cx6="http://schemas.microsoft.com/office/drawing/2016/5/12/chartex" xmlns:cx7="http://schemas.microsoft.com/office/drawing/2016/5/13/chartex" xmlns:cx8="http://schemas.microsoft.com/office/drawing/2016/5/14/chartex" xmlns:mc="http://schemas.openxmlformats.org/markup-compatibility/2006" xmlns:aink="http://schemas.microsoft.com/office/drawing/2016/ink" xmlns:am3d="http://schemas.microsoft.com/office/drawing/2017/model3d" xmlns:o="urn:schemas-microsoft-com:office:office" xmlns:oel="http://schemas.microsoft.com/office/2019/extlst" xmlns:r="http://schemas.openxmlformats.org/officeDocument/2006/relationships" xmlns:m="http://schemas.openxmlformats.org/officeDocument/2006/math" xmlns:v="urn:schemas-microsoft-com:vml" xmlns:wp14="http://schemas.microsoft.com/office/word/2010/wordprocessingDrawing" xmlns:wp="http://schemas.openxmlformats.org/drawingml/2006/wordprocessingDrawing" xmlns:w10="urn:schemas-microsoft-com:office:word" xmlns:w="http://schemas.openxmlformats.org/wordprocessingml/2006/main" xmlns:w14="http://schemas.microsoft.com/office/word/2010/wordml" xmlns:w15="http://schemas.microsoft.com/office/word/2012/wordml" xmlns:w16cex="http://schemas.microsoft.com/office/word/2018/wordml/cex" xmlns:w16cid="http://schemas.microsoft.com/office/word/2016/wordml/cid" xmlns:w16="http://schemas.microsoft.com/office/word/2018/wordml" xmlns:w16du="http://schemas.microsoft.com/office/word/2023/wordml/word16du" xmlns:w16sdtdh="http://schemas.microsoft.com/office/word/2020/wordml/sdtdatahash" xmlns:w16sdtfl="http://schemas.microsoft.com/office/word/2024/wordml/sdtformatlock" xmlns:w16se="http://schemas.microsoft.com/office/word/2015/wordml/symex" xmlns:wpg="http://schemas.microsoft.com/office/word/2010/wordprocessingGroup" xmlns:wpi="http://schemas.microsoft.com/office/word/2010/wordprocessingInk" xmlns:wne="http://schemas.microsoft.com/office/word/2006/wordml" xmlns:wps="http://schemas.microsoft.com/office/word/2010/wordprocessingShape" mc:Ignorable="w14 w15 w16se w16cid w16 w16cex w16sdtdh w16sdtfl w16du wp14">
+  <w:p>
+    <w:pPr>
+      <w:pStyle w:val="Encabezado"/>
+      <w:tabs>
+        <w:tab w:val="clear" w:pos="4419"/>
+      </w:tabs>
+    </w:pPr>
+    <w:r>
+      <w:rPr>
+        <w:noProof/>
+      </w:rPr>
+      <w:drawing>
+        <wp:anchor distT="0" distB="0" distL="114300" distR="114300" simplePos="0" relativeHeight="251660291" behindDoc="0" locked="0" layoutInCell="1" allowOverlap="1" wp14:anchorId="78F617CB" wp14:editId="1ECFFA11">
+          <wp:simplePos x="0" y="0"/>
+          <wp:positionH relativeFrom="column">
+            <wp:posOffset>-1251585</wp:posOffset>
+          </wp:positionH>
+          <wp:positionV relativeFrom="paragraph">
+            <wp:posOffset>-509362</wp:posOffset>
+          </wp:positionV>
+          <wp:extent cx="3333750" cy="10109292"/>
+          <wp:effectExtent l="0" t="0" r="0" b="6350"/>
+          <wp:wrapNone/>
+          <wp:docPr id="500127097" name="Imagen 7"/>
+          <wp:cNvGraphicFramePr>
+            <a:graphicFrameLocks xmlns:a="http://schemas.openxmlformats.org/drawingml/2006/main" noChangeAspect="1"/>
+          </wp:cNvGraphicFramePr>
+          <a:graphic xmlns:a="http://schemas.openxmlformats.org/drawingml/2006/main">
+            <a:graphicData uri="http://schemas.openxmlformats.org/drawingml/2006/picture">
+              <pic:pic xmlns:pic="http://schemas.openxmlformats.org/drawingml/2006/picture">
+                <pic:nvPicPr>
+                  <pic:cNvPr id="500127097" name="Imagen 500127097"/>
+                  <pic:cNvPicPr/>
+                </pic:nvPicPr>
+                <pic:blipFill>
+                  <a:blip r:embed="rId1">
+                    <a:extLst>
+                      <a:ext uri="{28A0092B-C50C-407E-A947-70E740481C1C}">
+                        <a14:useLocalDpi xmlns:a14="http://schemas.microsoft.com/office/drawing/2010/main" val="0"/>
+                      </a:ext>
+                    </a:extLst>
+                  </a:blip>
+                  <a:stretch>
+                    <a:fillRect/>
+                  </a:stretch>
+                </pic:blipFill>
+                <pic:spPr>
+                  <a:xfrm>
+                    <a:off x="0" y="0"/>
+                    <a:ext cx="3335519" cy="10114657"/>
                   </a:xfrm>
                   <a:prstGeom prst="rect">
                     <a:avLst/>
@@ -13045,124 +13159,27 @@
       <w:rPr>
         <w:noProof/>
       </w:rPr>
-      <mc:AlternateContent>
-        <mc:Choice Requires="wps">
-          <w:drawing>
-            <wp:anchor distT="0" distB="0" distL="114300" distR="114300" simplePos="0" relativeHeight="251658240" behindDoc="1" locked="0" layoutInCell="1" allowOverlap="1" wp14:anchorId="41FC9A79" wp14:editId="74620BE4">
-              <wp:simplePos x="0" y="0"/>
-              <wp:positionH relativeFrom="column">
-                <wp:posOffset>3708937</wp:posOffset>
-              </wp:positionH>
-              <wp:positionV relativeFrom="paragraph">
-                <wp:posOffset>-5830179</wp:posOffset>
-              </wp:positionV>
-              <wp:extent cx="1051218" cy="11510777"/>
-              <wp:effectExtent l="8890" t="0" r="5715" b="5715"/>
-              <wp:wrapNone/>
-              <wp:docPr id="182768577" name="Freeform 2"/>
-              <wp:cNvGraphicFramePr/>
-              <a:graphic xmlns:a="http://schemas.openxmlformats.org/drawingml/2006/main">
-                <a:graphicData uri="http://schemas.microsoft.com/office/word/2010/wordprocessingShape">
-                  <wps:wsp>
-                    <wps:cNvSpPr/>
-                    <wps:spPr>
-                      <a:xfrm rot="5400000">
-                        <a:off x="0" y="0"/>
-                        <a:ext cx="1051218" cy="11510777"/>
-                      </a:xfrm>
-                      <a:custGeom>
-                        <a:avLst/>
-                        <a:gdLst/>
-                        <a:ahLst/>
-                        <a:cxnLst/>
-                        <a:rect l="l" t="t" r="r" b="b"/>
-                        <a:pathLst>
-                          <a:path w="4748196" h="11510777">
-                            <a:moveTo>
-                              <a:pt x="0" y="0"/>
-                            </a:moveTo>
-                            <a:lnTo>
-                              <a:pt x="4748196" y="0"/>
-                            </a:lnTo>
-                            <a:lnTo>
-                              <a:pt x="4748196" y="11510777"/>
-                            </a:lnTo>
-                            <a:lnTo>
-                              <a:pt x="0" y="11510777"/>
-                            </a:lnTo>
-                            <a:lnTo>
-                              <a:pt x="0" y="0"/>
-                            </a:lnTo>
-                            <a:close/>
-                          </a:path>
-                        </a:pathLst>
-                      </a:custGeom>
-                      <a:blipFill>
-                        <a:blip r:embed="rId2">
-                          <a:extLst>
-                            <a:ext uri="{96DAC541-7B7A-43D3-8B79-37D633B846F1}">
-                              <asvg:svgBlip xmlns:asvg="http://schemas.microsoft.com/office/drawing/2016/SVG/main" r:embed="rId3"/>
-                            </a:ext>
-                          </a:extLst>
-                        </a:blip>
-                        <a:stretch>
-                          <a:fillRect/>
-                        </a:stretch>
-                      </a:blipFill>
-                    </wps:spPr>
-                    <wps:bodyPr/>
-                  </wps:wsp>
-                </a:graphicData>
-              </a:graphic>
-              <wp14:sizeRelH relativeFrom="margin">
-                <wp14:pctWidth>0</wp14:pctWidth>
-              </wp14:sizeRelH>
-            </wp:anchor>
-          </w:drawing>
-        </mc:Choice>
-        <mc:Fallback>
-          <w:pict>
-            <v:shape w14:anchorId="603375AE" id="Freeform 2" o:spid="_x0000_s1026" style="position:absolute;margin-left:292.05pt;margin-top:-459.05pt;width:82.75pt;height:906.35pt;rotation:90;z-index:-251658240;visibility:visible;mso-wrap-style:square;mso-width-percent:0;mso-wrap-distance-left:9pt;mso-wrap-distance-top:0;mso-wrap-distance-right:9pt;mso-wrap-distance-bottom:0;mso-position-horizontal:absolute;mso-position-horizontal-relative:text;mso-position-vertical:absolute;mso-position-vertical-relative:text;mso-width-percent:0;mso-width-relative:margin;v-text-anchor:top" coordsize="4748196,11510777" o:gfxdata="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" path="m,l4748196,r,11510777l,11510777,,xe" stroked="f">
-              <v:fill r:id="rId4" o:title="" recolor="t" rotate="t" type="frame"/>
-              <v:path arrowok="t"/>
-            </v:shape>
-          </w:pict>
-        </mc:Fallback>
-      </mc:AlternateContent>
-    </w:r>
-  </w:p>
-</w:hdr>
-</file>
-
-<file path=word/header2.xml><?xml version="1.0" encoding="utf-8"?>
-<w:hdr xmlns:wpc="http://schemas.microsoft.com/office/word/2010/wordprocessingCanvas" xmlns:cx="http://schemas.microsoft.com/office/drawing/2014/chartex" xmlns:cx1="http://schemas.microsoft.com/office/drawing/2015/9/8/chartex" xmlns:cx2="http://schemas.microsoft.com/office/drawing/2015/10/21/chartex" xmlns:cx3="http://schemas.microsoft.com/office/drawing/2016/5/9/chartex" xmlns:cx4="http://schemas.microsoft.com/office/drawing/2016/5/10/chartex" xmlns:cx5="http://schemas.microsoft.com/office/drawing/2016/5/11/chartex" xmlns:cx6="http://schemas.microsoft.com/office/drawing/2016/5/12/chartex" xmlns:cx7="http://schemas.microsoft.com/office/drawing/2016/5/13/chartex" xmlns:cx8="http://schemas.microsoft.com/office/drawing/2016/5/14/chartex" xmlns:mc="http://schemas.openxmlformats.org/markup-compatibility/2006" xmlns:aink="http://schemas.microsoft.com/office/drawing/2016/ink" xmlns:am3d="http://schemas.microsoft.com/office/drawing/2017/model3d" xmlns:o="urn:schemas-microsoft-com:office:office" xmlns:oel="http://schemas.microsoft.com/office/2019/extlst" xmlns:r="http://schemas.openxmlformats.org/officeDocument/2006/relationships" xmlns:m="http://schemas.openxmlformats.org/officeDocument/2006/math" xmlns:v="urn:schemas-microsoft-com:vml" xmlns:wp14="http://schemas.microsoft.com/office/word/2010/wordprocessingDrawing" xmlns:wp="http://schemas.openxmlformats.org/drawingml/2006/wordprocessingDrawing" xmlns:w10="urn:schemas-microsoft-com:office:word" xmlns:w="http://schemas.openxmlformats.org/wordprocessingml/2006/main" xmlns:w14="http://schemas.microsoft.com/office/word/2010/wordml" xmlns:w15="http://schemas.microsoft.com/office/word/2012/wordml" xmlns:w16cex="http://schemas.microsoft.com/office/word/2018/wordml/cex" xmlns:w16cid="http://schemas.microsoft.com/office/word/2016/wordml/cid" xmlns:w16="http://schemas.microsoft.com/office/word/2018/wordml" xmlns:w16du="http://schemas.microsoft.com/office/word/2023/wordml/word16du" xmlns:w16sdtdh="http://schemas.microsoft.com/office/word/2020/wordml/sdtdatahash" xmlns:w16sdtfl="http://schemas.microsoft.com/office/word/2024/wordml/sdtformatlock" xmlns:w16se="http://schemas.microsoft.com/office/word/2015/wordml/symex" xmlns:wpg="http://schemas.microsoft.com/office/word/2010/wordprocessingGroup" xmlns:wpi="http://schemas.microsoft.com/office/word/2010/wordprocessingInk" xmlns:wne="http://schemas.microsoft.com/office/word/2006/wordml" xmlns:wps="http://schemas.microsoft.com/office/word/2010/wordprocessingShape" mc:Ignorable="w14 w15 w16se w16cid w16 w16cex w16sdtdh w16sdtfl w16du wp14">
-  <w:p>
-    <w:pPr>
-      <w:pStyle w:val="Encabezado"/>
-    </w:pPr>
-    <w:r>
-      <w:rPr>
-        <w:noProof/>
-      </w:rPr>
       <w:drawing>
-        <wp:anchor distT="0" distB="0" distL="114300" distR="114300" simplePos="0" relativeHeight="251658242" behindDoc="1" locked="0" layoutInCell="1" allowOverlap="1" wp14:anchorId="4EC05002" wp14:editId="53C0EADD">
+        <wp:anchor distT="0" distB="0" distL="114300" distR="114300" simplePos="0" relativeHeight="251659267" behindDoc="0" locked="0" layoutInCell="1" allowOverlap="1" wp14:anchorId="51F38552" wp14:editId="76B63F4E">
           <wp:simplePos x="0" y="0"/>
           <wp:positionH relativeFrom="column">
-            <wp:posOffset>4978351</wp:posOffset>
+            <wp:posOffset>5513705</wp:posOffset>
           </wp:positionH>
           <wp:positionV relativeFrom="paragraph">
-            <wp:posOffset>-308610</wp:posOffset>
+            <wp:posOffset>-468630</wp:posOffset>
           </wp:positionV>
-          <wp:extent cx="1501922" cy="750961"/>
-          <wp:effectExtent l="0" t="0" r="0" b="0"/>
-          <wp:wrapNone/>
-          <wp:docPr id="31" name="Imagen 30" descr="Logotipo&#10;&#10;El contenido generado por IA puede ser incorrecto.">
-            <a:extLst xmlns:a="http://schemas.openxmlformats.org/drawingml/2006/main">
-              <a:ext uri="{FF2B5EF4-FFF2-40B4-BE49-F238E27FC236}">
-                <a16:creationId xmlns:a16="http://schemas.microsoft.com/office/drawing/2014/main" id="{D824CBFE-A786-63F3-3C42-60F4D5EEB2DE}"/>
-              </a:ext>
-            </a:extLst>
-          </wp:docPr>
+          <wp:extent cx="949325" cy="1228725"/>
+          <wp:effectExtent l="0" t="0" r="3175" b="9525"/>
+          <wp:wrapThrough wrapText="bothSides">
+            <wp:wrapPolygon edited="0">
+              <wp:start x="0" y="0"/>
+              <wp:lineTo x="0" y="21433"/>
+              <wp:lineTo x="21239" y="21433"/>
+              <wp:lineTo x="21239" y="0"/>
+              <wp:lineTo x="0" y="0"/>
+            </wp:wrapPolygon>
+          </wp:wrapThrough>
+          <wp:docPr id="701511122" name="Imagen 6"/>
           <wp:cNvGraphicFramePr>
             <a:graphicFrameLocks xmlns:a="http://schemas.openxmlformats.org/drawingml/2006/main" noChangeAspect="1"/>
           </wp:cNvGraphicFramePr>
@@ -13170,32 +13187,25 @@
             <a:graphicData uri="http://schemas.openxmlformats.org/drawingml/2006/picture">
               <pic:pic xmlns:pic="http://schemas.openxmlformats.org/drawingml/2006/picture">
                 <pic:nvPicPr>
-                  <pic:cNvPr id="31" name="Imagen 30" descr="Logotipo&#10;&#10;El contenido generado por IA puede ser incorrecto.">
-                    <a:extLst>
-                      <a:ext uri="{FF2B5EF4-FFF2-40B4-BE49-F238E27FC236}">
-                        <a16:creationId xmlns:a16="http://schemas.microsoft.com/office/drawing/2014/main" id="{D824CBFE-A786-63F3-3C42-60F4D5EEB2DE}"/>
-                      </a:ext>
-                    </a:extLst>
-                  </pic:cNvPr>
-                  <pic:cNvPicPr>
-                    <a:picLocks noChangeAspect="1"/>
-                  </pic:cNvPicPr>
+                  <pic:cNvPr id="701511122" name="Imagen 701511122"/>
+                  <pic:cNvPicPr/>
                 </pic:nvPicPr>
                 <pic:blipFill>
-                  <a:blip r:embed="rId1" cstate="print">
+                  <a:blip r:embed="rId2">
                     <a:extLst>
                       <a:ext uri="{28A0092B-C50C-407E-A947-70E740481C1C}">
                         <a14:useLocalDpi xmlns:a14="http://schemas.microsoft.com/office/drawing/2010/main" val="0"/>
                       </a:ext>
                     </a:extLst>
                   </a:blip>
-                  <a:srcRect l="12407" t="26533" r="13153" b="12626"/>
-                  <a:stretch/>
+                  <a:stretch>
+                    <a:fillRect/>
+                  </a:stretch>
                 </pic:blipFill>
                 <pic:spPr>
                   <a:xfrm>
                     <a:off x="0" y="0"/>
-                    <a:ext cx="1501922" cy="750961"/>
+                    <a:ext cx="949325" cy="1228725"/>
                   </a:xfrm>
                   <a:prstGeom prst="rect">
                     <a:avLst/>
@@ -13214,93 +13224,7 @@
       </w:drawing>
     </w:r>
     <w:r>
-      <w:rPr>
-        <w:noProof/>
-      </w:rPr>
-      <mc:AlternateContent>
-        <mc:Choice Requires="wps">
-          <w:drawing>
-            <wp:anchor distT="0" distB="0" distL="114300" distR="114300" simplePos="0" relativeHeight="251658241" behindDoc="1" locked="0" layoutInCell="1" allowOverlap="1" wp14:anchorId="2B5A5C0A" wp14:editId="248CD4F4">
-              <wp:simplePos x="0" y="0"/>
-              <wp:positionH relativeFrom="column">
-                <wp:posOffset>-1257934</wp:posOffset>
-              </wp:positionH>
-              <wp:positionV relativeFrom="paragraph">
-                <wp:posOffset>-436880</wp:posOffset>
-              </wp:positionV>
-              <wp:extent cx="3797300" cy="11510777"/>
-              <wp:effectExtent l="0" t="0" r="0" b="0"/>
-              <wp:wrapNone/>
-              <wp:docPr id="1416833985" name="Freeform 2"/>
-              <wp:cNvGraphicFramePr/>
-              <a:graphic xmlns:a="http://schemas.openxmlformats.org/drawingml/2006/main">
-                <a:graphicData uri="http://schemas.microsoft.com/office/word/2010/wordprocessingShape">
-                  <wps:wsp>
-                    <wps:cNvSpPr/>
-                    <wps:spPr>
-                      <a:xfrm>
-                        <a:off x="0" y="0"/>
-                        <a:ext cx="3797300" cy="11510777"/>
-                      </a:xfrm>
-                      <a:custGeom>
-                        <a:avLst/>
-                        <a:gdLst/>
-                        <a:ahLst/>
-                        <a:cxnLst/>
-                        <a:rect l="l" t="t" r="r" b="b"/>
-                        <a:pathLst>
-                          <a:path w="4748196" h="11510777">
-                            <a:moveTo>
-                              <a:pt x="0" y="0"/>
-                            </a:moveTo>
-                            <a:lnTo>
-                              <a:pt x="4748196" y="0"/>
-                            </a:lnTo>
-                            <a:lnTo>
-                              <a:pt x="4748196" y="11510777"/>
-                            </a:lnTo>
-                            <a:lnTo>
-                              <a:pt x="0" y="11510777"/>
-                            </a:lnTo>
-                            <a:lnTo>
-                              <a:pt x="0" y="0"/>
-                            </a:lnTo>
-                            <a:close/>
-                          </a:path>
-                        </a:pathLst>
-                      </a:custGeom>
-                      <a:blipFill>
-                        <a:blip r:embed="rId2">
-                          <a:extLst>
-                            <a:ext uri="{96DAC541-7B7A-43D3-8B79-37D633B846F1}">
-                              <asvg:svgBlip xmlns:asvg="http://schemas.microsoft.com/office/drawing/2016/SVG/main" r:embed="rId3"/>
-                            </a:ext>
-                          </a:extLst>
-                        </a:blip>
-                        <a:stretch>
-                          <a:fillRect/>
-                        </a:stretch>
-                      </a:blipFill>
-                    </wps:spPr>
-                    <wps:bodyPr/>
-                  </wps:wsp>
-                </a:graphicData>
-              </a:graphic>
-              <wp14:sizeRelH relativeFrom="margin">
-                <wp14:pctWidth>0</wp14:pctWidth>
-              </wp14:sizeRelH>
-            </wp:anchor>
-          </w:drawing>
-        </mc:Choice>
-        <mc:Fallback>
-          <w:pict>
-            <v:shape w14:anchorId="40DBAC5A" id="Freeform 2" o:spid="_x0000_s1026" style="position:absolute;margin-left:-99.05pt;margin-top:-34.4pt;width:299pt;height:906.35pt;z-index:-251658239;visibility:visible;mso-wrap-style:square;mso-width-percent:0;mso-wrap-distance-left:9pt;mso-wrap-distance-top:0;mso-wrap-distance-right:9pt;mso-wrap-distance-bottom:0;mso-position-horizontal:absolute;mso-position-horizontal-relative:text;mso-position-vertical:absolute;mso-position-vertical-relative:text;mso-width-percent:0;mso-width-relative:margin;v-text-anchor:top" coordsize="4748196,11510777" o:gfxdata="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" path="m,l4748196,r,11510777l,11510777,,xe" stroked="f">
-              <v:fill r:id="rId4" o:title="" recolor="t" rotate="t" type="frame"/>
-              <v:path arrowok="t"/>
-            </v:shape>
-          </w:pict>
-        </mc:Fallback>
-      </mc:AlternateContent>
+      <w:tab/>
     </w:r>
   </w:p>
 </w:hdr>
